--- a/src/content/bios/Thant-U 2019.docx
+++ b/src/content/bios/Thant-U 2019.docx
@@ -1,6 +1,6 @@
 
 <file path=word/document.xml><?xml version="1.0" encoding="utf-8"?>
-<w:document xmlns:wpc="http://schemas.microsoft.com/office/word/2010/wordprocessingCanvas" xmlns:cx="http://schemas.microsoft.com/office/drawing/2014/chartex" xmlns:cx1="http://schemas.microsoft.com/office/drawing/2015/9/8/chartex" xmlns:cx2="http://schemas.microsoft.com/office/drawing/2015/10/21/chartex" xmlns:cx3="http://schemas.microsoft.com/office/drawing/2016/5/9/chartex" xmlns:cx4="http://schemas.microsoft.com/office/drawing/2016/5/10/chartex" xmlns:cx5="http://schemas.microsoft.com/office/drawing/2016/5/11/chartex" xmlns:cx6="http://schemas.microsoft.com/office/drawing/2016/5/12/chartex" xmlns:cx7="http://schemas.microsoft.com/office/drawing/2016/5/13/chartex" xmlns:cx8="http://schemas.microsoft.com/office/drawing/2016/5/14/chartex" xmlns:mc="http://schemas.openxmlformats.org/markup-compatibility/2006" xmlns:aink="http://schemas.microsoft.com/office/drawing/2016/ink" xmlns:am3d="http://schemas.microsoft.com/office/drawing/2017/model3d" xmlns:o="urn:schemas-microsoft-com:office:office" xmlns:oel="http://schemas.microsoft.com/office/2019/extlst" xmlns:r="http://schemas.openxmlformats.org/officeDocument/2006/relationships" xmlns:m="http://schemas.openxmlformats.org/officeDocument/2006/math" xmlns:v="urn:schemas-microsoft-com:vml" xmlns:wp14="http://schemas.microsoft.com/office/word/2010/wordprocessingDrawing" xmlns:wp="http://schemas.openxmlformats.org/drawingml/2006/wordprocessingDrawing" xmlns:w10="urn:schemas-microsoft-com:office:word" xmlns:w="http://schemas.openxmlformats.org/wordprocessingml/2006/main" xmlns:w14="http://schemas.microsoft.com/office/word/2010/wordml" xmlns:w15="http://schemas.microsoft.com/office/word/2012/wordml" xmlns:w16cex="http://schemas.microsoft.com/office/word/2018/wordml/cex" xmlns:w16cid="http://schemas.microsoft.com/office/word/2016/wordml/cid" xmlns:w16="http://schemas.microsoft.com/office/word/2018/wordml" xmlns:w16du="http://schemas.microsoft.com/office/word/2023/wordml/word16du" xmlns:w16sdtdh="http://schemas.microsoft.com/office/word/2020/wordml/sdtdatahash" xmlns:w16sdtfl="http://schemas.microsoft.com/office/word/2024/wordml/sdtformatlock" xmlns:w16se="http://schemas.microsoft.com/office/word/2015/wordml/symex" xmlns:wpg="http://schemas.microsoft.com/office/word/2010/wordprocessingGroup" xmlns:wpi="http://schemas.microsoft.com/office/word/2010/wordprocessingInk" xmlns:wne="http://schemas.microsoft.com/office/word/2006/wordml" xmlns:wps="http://schemas.microsoft.com/office/word/2010/wordprocessingShape" mc:Ignorable="w14 w15 w16se w16cid w16 w16cex w16sdtdh w16sdtfl w16du wp14">
+<w:document xmlns:wpc="http://schemas.microsoft.com/office/word/2010/wordprocessingCanvas" xmlns:cx="http://schemas.microsoft.com/office/drawing/2014/chartex" xmlns:cx1="http://schemas.microsoft.com/office/drawing/2015/9/8/chartex" xmlns:cx2="http://schemas.microsoft.com/office/drawing/2015/10/21/chartex" xmlns:cx3="http://schemas.microsoft.com/office/drawing/2016/5/9/chartex" xmlns:cx4="http://schemas.microsoft.com/office/drawing/2016/5/10/chartex" xmlns:cx5="http://schemas.microsoft.com/office/drawing/2016/5/11/chartex" xmlns:cx6="http://schemas.microsoft.com/office/drawing/2016/5/12/chartex" xmlns:cx7="http://schemas.microsoft.com/office/drawing/2016/5/13/chartex" xmlns:cx8="http://schemas.microsoft.com/office/drawing/2016/5/14/chartex" xmlns:mc="http://schemas.openxmlformats.org/markup-compatibility/2006" xmlns:m="http://schemas.openxmlformats.org/officeDocument/2006/math" xmlns:aink="http://schemas.microsoft.com/office/drawing/2016/ink" xmlns:am3d="http://schemas.microsoft.com/office/drawing/2017/model3d" xmlns:oel="http://schemas.microsoft.com/office/2019/extlst" xmlns:r="http://schemas.openxmlformats.org/officeDocument/2006/relationships" xmlns:wp14="http://schemas.microsoft.com/office/word/2010/wordprocessingDrawing" xmlns:wp="http://schemas.openxmlformats.org/drawingml/2006/wordprocessingDrawing" xmlns:wpg="http://schemas.microsoft.com/office/word/2010/wordprocessingGroup" xmlns:wpi="http://schemas.microsoft.com/office/word/2010/wordprocessingInk" xmlns:wps="http://schemas.microsoft.com/office/word/2010/wordprocessingShape" xmlns:o="urn:schemas-microsoft-com:office:office" xmlns:v="urn:schemas-microsoft-com:vml" xmlns:w10="urn:schemas-microsoft-com:office:word" xmlns:w="http://schemas.openxmlformats.org/wordprocessingml/2006/main" xmlns:w14="http://schemas.microsoft.com/office/word/2010/wordml" xmlns:w15="http://schemas.microsoft.com/office/word/2012/wordml" xmlns:w16cei="http://schemas.microsoft.com/office/word/2026/wordml/cei" xmlns:w16cex="http://schemas.microsoft.com/office/word/2018/wordml/cex" xmlns:w16cid="http://schemas.microsoft.com/office/word/2016/wordml/cid" xmlns:w16="http://schemas.microsoft.com/office/word/2018/wordml" xmlns:w16sdtdh="http://schemas.microsoft.com/office/word/2020/wordml/sdtdatahash" xmlns:w16sdtfl="http://schemas.microsoft.com/office/word/2024/wordml/sdtformatlock" xmlns:w16se="http://schemas.microsoft.com/office/word/2015/wordml/symex" xmlns:w16du="http://schemas.microsoft.com/office/word/2023/wordml/word16du" xmlns:wne="http://schemas.microsoft.com/office/word/2006/wordml" mc:Ignorable="w14 w15 w16se w16cid w16 w16cex w16sdtdh w16sdtfl w16du wp14">
   <w:body>
     <w:p>
       <w:pPr>
@@ -11,7 +11,302 @@
         </w:rPr>
       </w:pPr>
       <w:r>
-        <w:t xml:space="preserve">THANT, U, Burmese diplomat, second Acting Secretary-General of the United Nations (UN) 1961-1962 and third Secretary-General of the United Nations (UN) 1962-1971, was born 28 January 1909 in Pantanaw, Burma (now Myanmar) and died 25 November 1974 in New York City, United States. He was the son of U Po Hnit, landowner and rice merchant, and Daw Nan Thaung. On 14 November 1934 he married Daw Thein Tin, with whom he had a daughter, two sons and a foster son.</w:t>
+        <w:rPr>
+          <w:b/>
+          <w:lang w:val="en-US"/>
+        </w:rPr>
+        <w:t>THANT, U, Burmese diplomat</w:t>
+      </w:r>
+      <w:r>
+        <w:rPr>
+          <w:b/>
+          <w:lang w:val="en-US"/>
+        </w:rPr>
+        <w:t xml:space="preserve">, </w:t>
+      </w:r>
+      <w:r>
+        <w:rPr>
+          <w:b/>
+          <w:lang w:val="en-US"/>
+        </w:rPr>
+        <w:t xml:space="preserve">second </w:t>
+      </w:r>
+      <w:r>
+        <w:rPr>
+          <w:b/>
+          <w:lang w:val="en-US"/>
+        </w:rPr>
+        <w:t xml:space="preserve">Acting Secretary-General of the United Nations (UN) 1961-1962 </w:t>
+      </w:r>
+      <w:r>
+        <w:rPr>
+          <w:b/>
+          <w:lang w:val="en-US"/>
+        </w:rPr>
+        <w:t xml:space="preserve">and third </w:t>
+      </w:r>
+      <w:r>
+        <w:rPr>
+          <w:b/>
+          <w:lang w:val="en-US"/>
+        </w:rPr>
+        <w:t>S</w:t>
+      </w:r>
+      <w:r>
+        <w:rPr>
+          <w:b/>
+          <w:lang w:val="en-US"/>
+        </w:rPr>
+        <w:t>ecretary-</w:t>
+      </w:r>
+      <w:r>
+        <w:rPr>
+          <w:b/>
+          <w:lang w:val="en-US"/>
+        </w:rPr>
+        <w:t>G</w:t>
+      </w:r>
+      <w:r>
+        <w:rPr>
+          <w:b/>
+          <w:lang w:val="en-US"/>
+        </w:rPr>
+        <w:t>eneral 196</w:t>
+      </w:r>
+      <w:r>
+        <w:rPr>
+          <w:b/>
+          <w:lang w:val="en-US"/>
+        </w:rPr>
+        <w:t>2</w:t>
+      </w:r>
+      <w:r>
+        <w:rPr>
+          <w:b/>
+          <w:lang w:val="en-US"/>
+        </w:rPr>
+        <w:t xml:space="preserve">-1971, was born 28 January 1909 in </w:t>
+      </w:r>
+      <w:proofErr w:type="spellStart"/>
+      <w:r>
+        <w:rPr>
+          <w:b/>
+          <w:lang w:val="en-US"/>
+        </w:rPr>
+        <w:t>Pantanaw</w:t>
+      </w:r>
+      <w:proofErr w:type="spellEnd"/>
+      <w:r>
+        <w:rPr>
+          <w:b/>
+          <w:lang w:val="en-US"/>
+        </w:rPr>
+        <w:t>,</w:t>
+      </w:r>
+      <w:r>
+        <w:rPr>
+          <w:b/>
+          <w:lang w:val="en-US"/>
+        </w:rPr>
+        <w:t xml:space="preserve"> Burma (</w:t>
+      </w:r>
+      <w:r>
+        <w:rPr>
+          <w:b/>
+          <w:lang w:val="en-US"/>
+        </w:rPr>
+        <w:t>now Myanmar</w:t>
+      </w:r>
+      <w:r>
+        <w:rPr>
+          <w:b/>
+          <w:lang w:val="en-US"/>
+        </w:rPr>
+        <w:t xml:space="preserve">) and died </w:t>
+      </w:r>
+      <w:r>
+        <w:rPr>
+          <w:b/>
+          <w:lang w:val="en-US"/>
+        </w:rPr>
+        <w:t xml:space="preserve">25 November 1974 </w:t>
+      </w:r>
+      <w:r>
+        <w:rPr>
+          <w:b/>
+          <w:lang w:val="en-US"/>
+        </w:rPr>
+        <w:t>in New Yo</w:t>
+      </w:r>
+      <w:r>
+        <w:rPr>
+          <w:b/>
+          <w:lang w:val="en-US"/>
+        </w:rPr>
+        <w:t>rk</w:t>
+      </w:r>
+      <w:r>
+        <w:rPr>
+          <w:b/>
+          <w:lang w:val="en-US"/>
+        </w:rPr>
+        <w:t xml:space="preserve"> City</w:t>
+      </w:r>
+      <w:r>
+        <w:rPr>
+          <w:b/>
+          <w:lang w:val="en-US"/>
+        </w:rPr>
+        <w:t>, United States</w:t>
+      </w:r>
+      <w:r>
+        <w:rPr>
+          <w:b/>
+          <w:lang w:val="en-US"/>
+        </w:rPr>
+        <w:t>.</w:t>
+      </w:r>
+      <w:r>
+        <w:rPr>
+          <w:b/>
+          <w:lang w:val="en-US"/>
+        </w:rPr>
+        <w:t xml:space="preserve"> </w:t>
+      </w:r>
+      <w:r>
+        <w:rPr>
+          <w:b/>
+          <w:lang w:val="en-US"/>
+        </w:rPr>
+        <w:t>He</w:t>
+      </w:r>
+      <w:r>
+        <w:rPr>
+          <w:b/>
+          <w:lang w:val="en-US"/>
+        </w:rPr>
+        <w:t xml:space="preserve"> was the son of U Po </w:t>
+      </w:r>
+      <w:proofErr w:type="spellStart"/>
+      <w:r>
+        <w:rPr>
+          <w:b/>
+          <w:lang w:val="en-US"/>
+        </w:rPr>
+        <w:t>Hnit</w:t>
+      </w:r>
+      <w:proofErr w:type="spellEnd"/>
+      <w:r>
+        <w:rPr>
+          <w:b/>
+          <w:lang w:val="en-US"/>
+        </w:rPr>
+        <w:t xml:space="preserve">, </w:t>
+      </w:r>
+      <w:r>
+        <w:rPr>
+          <w:b/>
+          <w:lang w:val="en-US"/>
+        </w:rPr>
+        <w:t>l</w:t>
+      </w:r>
+      <w:r>
+        <w:rPr>
+          <w:b/>
+          <w:lang w:val="en-US"/>
+        </w:rPr>
+        <w:t>andowner</w:t>
+      </w:r>
+      <w:r>
+        <w:rPr>
+          <w:b/>
+          <w:lang w:val="en-US"/>
+        </w:rPr>
+        <w:t xml:space="preserve"> and rice merchant</w:t>
+      </w:r>
+      <w:r>
+        <w:rPr>
+          <w:b/>
+          <w:lang w:val="en-US"/>
+        </w:rPr>
+        <w:t>,</w:t>
+      </w:r>
+      <w:r>
+        <w:rPr>
+          <w:b/>
+          <w:lang w:val="en-US"/>
+        </w:rPr>
+        <w:t xml:space="preserve"> and Daw Nan Thaung</w:t>
+      </w:r>
+      <w:r>
+        <w:rPr>
+          <w:b/>
+          <w:lang w:val="en-US"/>
+        </w:rPr>
+        <w:t>.</w:t>
+      </w:r>
+      <w:r>
+        <w:rPr>
+          <w:b/>
+          <w:lang w:val="en-US"/>
+        </w:rPr>
+        <w:t xml:space="preserve"> On 14 November 1934 he </w:t>
+      </w:r>
+      <w:r>
+        <w:rPr>
+          <w:b/>
+          <w:lang w:val="en-US"/>
+        </w:rPr>
+        <w:t>married</w:t>
+      </w:r>
+      <w:r>
+        <w:rPr>
+          <w:b/>
+          <w:lang w:val="en-US"/>
+        </w:rPr>
+        <w:t xml:space="preserve"> Daw Thein Tin</w:t>
+      </w:r>
+      <w:r>
+        <w:rPr>
+          <w:b/>
+          <w:lang w:val="en-US"/>
+        </w:rPr>
+        <w:t>, with whom he</w:t>
+      </w:r>
+      <w:r>
+        <w:rPr>
+          <w:b/>
+          <w:lang w:val="en-US"/>
+        </w:rPr>
+        <w:t xml:space="preserve"> had a daughter</w:t>
+      </w:r>
+      <w:r>
+        <w:rPr>
+          <w:b/>
+          <w:lang w:val="en-US"/>
+        </w:rPr>
+        <w:t xml:space="preserve">, </w:t>
+      </w:r>
+      <w:r>
+        <w:rPr>
+          <w:b/>
+          <w:lang w:val="en-US"/>
+        </w:rPr>
+        <w:t>two sons</w:t>
+      </w:r>
+      <w:r>
+        <w:rPr>
+          <w:b/>
+          <w:lang w:val="en-US"/>
+        </w:rPr>
+        <w:t xml:space="preserve"> and</w:t>
+      </w:r>
+      <w:r>
+        <w:rPr>
+          <w:b/>
+          <w:lang w:val="en-US"/>
+        </w:rPr>
+        <w:t xml:space="preserve"> a foster son.</w:t>
       </w:r>
     </w:p>
     <w:p>
@@ -51,6 +346,7 @@
       <w:pPr>
         <w:jc w:val="both"/>
         <w:rPr>
+          <w:b/>
           <w:lang w:val="en-US"/>
         </w:rPr>
       </w:pPr>
@@ -64,32 +360,14 @@
       </w:pPr>
       <w:r>
         <w:rPr>
-          <w:lang w:val="en-US"/>
-        </w:rPr>
-        <w:fldChar w:fldCharType="begin"/>
-      </w:r>
-      <w:r>
-        <w:rPr>
-          <w:lang w:val="en-US"/>
-        </w:rPr>
-        <w:instrText xml:space="preserve"> INCLUDEPICTURE "/var/folders/9v/225tk7zx5sb9c4sf0kklp89h0000gn/T/com.microsoft.Word/WebArchiveCopyPasteTempFiles/thant.jpg" \* MERGEFORMATINET </w:instrText>
-      </w:r>
-      <w:r>
-        <w:rPr>
-          <w:lang w:val="en-US"/>
-        </w:rPr>
-        <w:fldChar w:fldCharType="separate"/>
-      </w:r>
-      <w:r>
-        <w:rPr>
           <w:noProof/>
           <w:lang w:val="en-US"/>
         </w:rPr>
         <w:drawing>
-          <wp:inline distT="0" distB="0" distL="0" distR="0" wp14:anchorId="420A83A6" wp14:editId="2F4E0E3A">
-            <wp:extent cx="1968500" cy="2362199"/>
-            <wp:effectExtent l="0" t="0" r="0" b="635"/>
-            <wp:docPr id="2" name="Afbeelding 2" descr="U Thant"/>
+          <wp:inline distT="0" distB="0" distL="0" distR="0" wp14:anchorId="2B467479" wp14:editId="47232E3D">
+            <wp:extent cx="2129150" cy="2844581"/>
+            <wp:effectExtent l="0" t="0" r="5080" b="635"/>
+            <wp:docPr id="1625728328" name="Afbeelding 1"/>
             <wp:cNvGraphicFramePr>
               <a:graphicFrameLocks xmlns:a="http://schemas.openxmlformats.org/drawingml/2006/main" noChangeAspect="1"/>
             </wp:cNvGraphicFramePr>
@@ -97,39 +375,29 @@
               <a:graphicData uri="http://schemas.openxmlformats.org/drawingml/2006/picture">
                 <pic:pic xmlns:pic="http://schemas.openxmlformats.org/drawingml/2006/picture">
                   <pic:nvPicPr>
-                    <pic:cNvPr id="0" name="Picture 1" descr="U Thant"/>
-                    <pic:cNvPicPr>
-                      <a:picLocks noChangeAspect="1" noChangeArrowheads="1"/>
-                    </pic:cNvPicPr>
+                    <pic:cNvPr id="1625728328" name="Afbeelding 1625728328"/>
+                    <pic:cNvPicPr/>
                   </pic:nvPicPr>
-                  <pic:blipFill rotWithShape="1">
-                    <a:blip r:embed="rId6">
+                  <pic:blipFill>
+                    <a:blip r:embed="rId6" cstate="print">
                       <a:extLst>
                         <a:ext uri="{28A0092B-C50C-407E-A947-70E740481C1C}">
                           <a14:useLocalDpi xmlns:a14="http://schemas.microsoft.com/office/drawing/2010/main" val="0"/>
                         </a:ext>
                       </a:extLst>
                     </a:blip>
-                    <a:srcRect t="6596" r="-20"/>
-                    <a:stretch/>
+                    <a:stretch>
+                      <a:fillRect/>
+                    </a:stretch>
                   </pic:blipFill>
-                  <pic:spPr bwMode="auto">
+                  <pic:spPr>
                     <a:xfrm>
                       <a:off x="0" y="0"/>
-                      <a:ext cx="1997537" cy="2397043"/>
+                      <a:ext cx="2167284" cy="2895529"/>
                     </a:xfrm>
                     <a:prstGeom prst="rect">
                       <a:avLst/>
                     </a:prstGeom>
-                    <a:noFill/>
-                    <a:ln>
-                      <a:noFill/>
-                    </a:ln>
-                    <a:extLst>
-                      <a:ext uri="{53640926-AAD7-44D8-BBD7-CCE9431645EC}">
-                        <a14:shadowObscured xmlns:a14="http://schemas.microsoft.com/office/drawing/2010/main"/>
-                      </a:ext>
-                    </a:extLst>
                   </pic:spPr>
                 </pic:pic>
               </a:graphicData>
@@ -137,16 +405,9 @@
           </wp:inline>
         </w:drawing>
       </w:r>
-      <w:r>
-        <w:rPr>
-          <w:lang w:val="en-US"/>
-        </w:rPr>
-        <w:fldChar w:fldCharType="end"/>
-      </w:r>
     </w:p>
     <w:p>
       <w:pPr>
-        <w:jc w:val="both"/>
         <w:rPr>
           <w:lang w:val="en-US"/>
         </w:rPr>
@@ -157,22 +418,48 @@
         </w:rPr>
         <w:t xml:space="preserve">Source: </w:t>
       </w:r>
-      <w:hyperlink r:id="rId7" w:history="1">
-        <w:r>
-          <w:rPr>
-            <w:rStyle w:val="Hyperlink"/>
-            <w:u w:val="none"/>
-            <w:lang w:val="en-US"/>
-          </w:rPr>
-          <w:t>https://research.un.org/en/docs/secretariat/sg/thant</w:t>
-        </w:r>
-      </w:hyperlink>
-      <w:r>
-        <w:rPr>
-          <w:lang w:val="en-US"/>
-        </w:rPr>
-        <w:t xml:space="preserve"> </w:t>
-      </w:r>
+      <w:r>
+        <w:rPr>
+          <w:lang w:val="en-GB"/>
+        </w:rPr>
+        <w:t xml:space="preserve">Thant, 1 July 1963, </w:t>
+      </w:r>
+      <w:proofErr w:type="spellStart"/>
+      <w:r>
+        <w:rPr>
+          <w:lang w:val="en-GB"/>
+        </w:rPr>
+        <w:t>Nationaal</w:t>
+      </w:r>
+      <w:proofErr w:type="spellEnd"/>
+      <w:r>
+        <w:rPr>
+          <w:lang w:val="en-GB"/>
+        </w:rPr>
+        <w:t xml:space="preserve"> </w:t>
+      </w:r>
+      <w:proofErr w:type="spellStart"/>
+      <w:r>
+        <w:rPr>
+          <w:lang w:val="en-GB"/>
+        </w:rPr>
+        <w:t>Archief</w:t>
+      </w:r>
+      <w:proofErr w:type="spellEnd"/>
+      <w:r>
+        <w:rPr>
+          <w:lang w:val="en-GB"/>
+        </w:rPr>
+        <w:t xml:space="preserve">, The Hague, Netherlands, photographer Jacques de Nijs / </w:t>
+      </w:r>
+      <w:proofErr w:type="spellStart"/>
+      <w:r>
+        <w:rPr>
+          <w:lang w:val="en-GB"/>
+        </w:rPr>
+        <w:t>Anefo</w:t>
+      </w:r>
+      <w:proofErr w:type="spellEnd"/>
     </w:p>
     <w:p>
       <w:pPr>
@@ -910,7 +1197,14 @@
         <w:rPr>
           <w:lang w:val="en-US"/>
         </w:rPr>
-        <w:t xml:space="preserve">interest and introduced him to British Fabian socialism. </w:t>
+        <w:t xml:space="preserve">interest and introduced him </w:t>
+      </w:r>
+      <w:r>
+        <w:rPr>
+          <w:lang w:val="en-US"/>
+        </w:rPr>
+        <w:lastRenderedPageBreak/>
+        <w:t xml:space="preserve">to British Fabian socialism. </w:t>
       </w:r>
       <w:r>
         <w:rPr>
@@ -1033,14 +1327,7 @@
         <w:rPr>
           <w:lang w:val="en-US"/>
         </w:rPr>
-        <w:t xml:space="preserve">enacted the Government of Burma Act, </w:t>
-      </w:r>
-      <w:r>
-        <w:rPr>
-          <w:lang w:val="en-US"/>
-        </w:rPr>
-        <w:lastRenderedPageBreak/>
-        <w:t xml:space="preserve">which separated Burma from India and </w:t>
+        <w:t xml:space="preserve">enacted the Government of Burma Act, which separated Burma from India and </w:t>
       </w:r>
       <w:r>
         <w:rPr>
@@ -2655,21 +2942,14 @@
         <w:rPr>
           <w:lang w:val="en-US"/>
         </w:rPr>
-        <w:t xml:space="preserve">resident </w:t>
-      </w:r>
-      <w:proofErr w:type="spellStart"/>
-      <w:r>
-        <w:rPr>
-          <w:lang w:val="en-US"/>
-        </w:rPr>
-        <w:t>Mongi</w:t>
-      </w:r>
-      <w:proofErr w:type="spellEnd"/>
-      <w:r>
-        <w:rPr>
-          <w:lang w:val="en-US"/>
-        </w:rPr>
-        <w:t xml:space="preserve"> Slim, but Boland was uninterested and Slim unacceptable to France and the Soviet Union. </w:t>
+        <w:t xml:space="preserve">resident Mongi Slim, but Boland was uninterested and Slim unacceptable to France </w:t>
+      </w:r>
+      <w:r>
+        <w:rPr>
+          <w:lang w:val="en-US"/>
+        </w:rPr>
+        <w:lastRenderedPageBreak/>
+        <w:t xml:space="preserve">and the Soviet Union. </w:t>
       </w:r>
       <w:r>
         <w:rPr>
@@ -2831,14 +3111,7 @@
         <w:rPr>
           <w:lang w:val="en-US"/>
         </w:rPr>
-        <w:t xml:space="preserve"> Ambassador Adlai </w:t>
-      </w:r>
-      <w:r>
-        <w:rPr>
-          <w:lang w:val="en-US"/>
-        </w:rPr>
-        <w:lastRenderedPageBreak/>
-        <w:t xml:space="preserve">Stevenson announced on television that the </w:t>
+        <w:t xml:space="preserve"> Ambassador Adlai Stevenson announced on television that the </w:t>
       </w:r>
       <w:r>
         <w:rPr>
@@ -2966,7 +3239,21 @@
         <w:rPr>
           <w:lang w:val="en-US"/>
         </w:rPr>
-        <w:t xml:space="preserve">by a number of </w:t>
+        <w:t xml:space="preserve">by </w:t>
+      </w:r>
+      <w:proofErr w:type="gramStart"/>
+      <w:r>
+        <w:rPr>
+          <w:lang w:val="en-US"/>
+        </w:rPr>
+        <w:t>a number of</w:t>
+      </w:r>
+      <w:proofErr w:type="gramEnd"/>
+      <w:r>
+        <w:rPr>
+          <w:lang w:val="en-US"/>
+        </w:rPr>
+        <w:t xml:space="preserve"> </w:t>
       </w:r>
       <w:r>
         <w:rPr>
@@ -3417,14 +3704,7 @@
         <w:rPr>
           <w:lang w:val="en-US"/>
         </w:rPr>
-        <w:t xml:space="preserve"> </w:t>
-      </w:r>
-      <w:proofErr w:type="spellStart"/>
-      <w:r>
-        <w:rPr>
-          <w:lang w:val="en-US"/>
-        </w:rPr>
-        <w:t>Mo</w:t>
+        <w:t xml:space="preserve"> Mo</w:t>
       </w:r>
       <w:r>
         <w:rPr>
@@ -3436,23 +3716,8 @@
         <w:rPr>
           <w:lang w:val="en-US"/>
         </w:rPr>
-        <w:t>se</w:t>
-      </w:r>
-      <w:proofErr w:type="spellEnd"/>
-      <w:r>
-        <w:rPr>
-          <w:lang w:val="en-US"/>
-        </w:rPr>
-        <w:t xml:space="preserve"> </w:t>
-      </w:r>
-      <w:proofErr w:type="spellStart"/>
-      <w:r>
-        <w:rPr>
-          <w:lang w:val="en-US"/>
-        </w:rPr>
-        <w:t>Tshombe</w:t>
-      </w:r>
-      <w:proofErr w:type="spellEnd"/>
+        <w:t>se Tshombe</w:t>
+      </w:r>
       <w:r>
         <w:rPr>
           <w:lang w:val="en-US"/>
@@ -3493,21 +3758,7 @@
         <w:rPr>
           <w:lang w:val="en-US"/>
         </w:rPr>
-        <w:t xml:space="preserve"> backing, UN forces to launch an attack against </w:t>
-      </w:r>
-      <w:proofErr w:type="spellStart"/>
-      <w:r>
-        <w:rPr>
-          <w:lang w:val="en-US"/>
-        </w:rPr>
-        <w:t>Tshombe’s</w:t>
-      </w:r>
-      <w:proofErr w:type="spellEnd"/>
-      <w:r>
-        <w:rPr>
-          <w:lang w:val="en-US"/>
-        </w:rPr>
-        <w:t xml:space="preserve"> army</w:t>
+        <w:t xml:space="preserve"> backing, UN forces to launch an attack against Tshombe’s army</w:t>
       </w:r>
       <w:r>
         <w:rPr>
@@ -3531,21 +3782,7 @@
         <w:rPr>
           <w:lang w:val="en-US"/>
         </w:rPr>
-        <w:t xml:space="preserve">January 1963 </w:t>
-      </w:r>
-      <w:proofErr w:type="spellStart"/>
-      <w:r>
-        <w:rPr>
-          <w:lang w:val="en-US"/>
-        </w:rPr>
-        <w:t>Tshombe</w:t>
-      </w:r>
-      <w:proofErr w:type="spellEnd"/>
-      <w:r>
-        <w:rPr>
-          <w:lang w:val="en-US"/>
-        </w:rPr>
-        <w:t xml:space="preserve"> capitulated, thus ending the secession.</w:t>
+        <w:t>January 1963 Tshombe capitulated, thus ending the secession.</w:t>
       </w:r>
       <w:r>
         <w:rPr>
@@ -3998,7 +4235,14 @@
         <w:rPr>
           <w:lang w:val="en-US"/>
         </w:rPr>
-        <w:t xml:space="preserve">, prompting Ambassador Stevenson to observe that the </w:t>
+        <w:t xml:space="preserve">, prompting </w:t>
+      </w:r>
+      <w:r>
+        <w:rPr>
+          <w:lang w:val="en-US"/>
+        </w:rPr>
+        <w:lastRenderedPageBreak/>
+        <w:t xml:space="preserve">Ambassador Stevenson to observe that the </w:t>
       </w:r>
       <w:r>
         <w:rPr>
@@ -4100,14 +4344,7 @@
         <w:rPr>
           <w:lang w:val="en-US"/>
         </w:rPr>
-        <w:t xml:space="preserve">Vietnam </w:t>
-      </w:r>
-      <w:r>
-        <w:rPr>
-          <w:lang w:val="en-US"/>
-        </w:rPr>
-        <w:lastRenderedPageBreak/>
-        <w:t>War. In September 1964, upon reaching out to the North Vietnamese government through a Soviet Secretariat member, Thant informed Ambassador Stevenson that the North Vietnamese were prepared to engage the US in secret negotiations. Stevenson responded that no decision would be made until after that year’s presidential election. In January 1965, following President Lyndon B. Johnson’s re-election, Thant followed up with Stevenson, only to be told that the US was not prepared to negotiate. Several days later the US began its systematic bombing of North Vietnam. Bitterly disappointed, Thant publicly revealed on 24 February that he had approached the administration with ideas for ending the conflict. Thant’s public expression of frustration angered the Johnson administration</w:t>
+        <w:t>Vietnam War. In September 1964, upon reaching out to the North Vietnamese government through a Soviet Secretariat member, Thant informed Ambassador Stevenson that the North Vietnamese were prepared to engage the US in secret negotiations. Stevenson responded that no decision would be made until after that year’s presidential election. In January 1965, following President Lyndon B. Johnson’s re-election, Thant followed up with Stevenson, only to be told that the US was not prepared to negotiate. Several days later the US began its systematic bombing of North Vietnam. Bitterly disappointed, Thant publicly revealed on 24 February that he had approached the administration with ideas for ending the conflict. Thant’s public expression of frustration angered the Johnson administration</w:t>
       </w:r>
       <w:r>
         <w:rPr>
@@ -4877,6 +5114,7 @@
         <w:rPr>
           <w:lang w:val="en-US"/>
         </w:rPr>
+        <w:lastRenderedPageBreak/>
         <w:t>December</w:t>
       </w:r>
       <w:r>
@@ -4931,7 +5169,6 @@
         <w:rPr>
           <w:lang w:val="en-US"/>
         </w:rPr>
-        <w:lastRenderedPageBreak/>
         <w:t>‘</w:t>
       </w:r>
       <w:r>
@@ -5249,19 +5486,11 @@
         </w:rPr>
         <w:t xml:space="preserve">e Cabinet </w:t>
       </w:r>
-      <w:proofErr w:type="spellStart"/>
-      <w:r>
-        <w:rPr>
-          <w:lang w:val="en-US"/>
-        </w:rPr>
-        <w:t>Chakravarthi</w:t>
-      </w:r>
-      <w:proofErr w:type="spellEnd"/>
-      <w:r>
-        <w:rPr>
-          <w:lang w:val="en-US"/>
-        </w:rPr>
-        <w:t xml:space="preserve"> Narasimhan. By the end of Thant’s tenure several Security Council members, including the US and Soviet Union, called for a budget freeze, while the blue-ribbon 1970 Jackson Report, named for its chair, Robert Jackson, harshly criticized the undisciplined expansion of the Secretariat and development programs. </w:t>
+      <w:r>
+        <w:rPr>
+          <w:lang w:val="en-US"/>
+        </w:rPr>
+        <w:t xml:space="preserve">Chakravarthi Narasimhan. By the end of Thant’s tenure several Security Council members, including the US and Soviet Union, called for a budget freeze, while the blue-ribbon 1970 Jackson Report, named for its chair, Robert Jackson, harshly criticized the undisciplined expansion of the Secretariat and development programs. </w:t>
       </w:r>
     </w:p>
     <w:p>
@@ -5440,14 +5669,12 @@
         </w:rPr>
         <w:t xml:space="preserve"> several governments, including the Soviet Union, France and </w:t>
       </w:r>
-      <w:proofErr w:type="gramStart"/>
       <w:r>
         <w:rPr>
           <w:lang w:val="en-US"/>
         </w:rPr>
         <w:t>a number of</w:t>
       </w:r>
-      <w:proofErr w:type="gramEnd"/>
       <w:r>
         <w:rPr>
           <w:lang w:val="en-US"/>
@@ -5897,7 +6124,14 @@
         <w:rPr>
           <w:lang w:val="en-US"/>
         </w:rPr>
-        <w:t>Thant’s legacy as UN Secretary-General is mixed. The period of early success, including the suppression of the Congo secession and the advent of innovative peacekeeping initiatives and operations, gave way to a period of relative quiescence, as the organization grappled with crippling financial burdens and political deadlock. Although the accession of many new members from the developing world led to bold resolutions and programs to combat racism and income maldistribution across the world, Thant’s tenure registered scant progress in combatting apartheid in southern Africa and did little to affect the wealth gap between the Global North and South. However, Thant, who became Acting Secretary-General at a time when the office was under withering assault from the Soviet Union,</w:t>
+        <w:t xml:space="preserve">Thant’s legacy as UN Secretary-General is mixed. The period of early success, including the suppression of the Congo secession and the advent of innovative peacekeeping initiatives and operations, gave way to a period of relative quiescence, as the organization grappled with crippling financial burdens and political deadlock. Although the accession of many new members from the developing world led to bold resolutions and programs to combat racism and income maldistribution across the world, Thant’s tenure registered scant progress in combatting apartheid in southern Africa and did little to affect the wealth gap between the Global North and South. However, Thant, who became Acting Secretary-General at a time </w:t>
+      </w:r>
+      <w:r>
+        <w:rPr>
+          <w:lang w:val="en-US"/>
+        </w:rPr>
+        <w:lastRenderedPageBreak/>
+        <w:t>when the office was under withering assault from the Soviet Union,</w:t>
       </w:r>
       <w:r>
         <w:rPr>
@@ -5969,14 +6203,7 @@
         <w:rPr>
           <w:lang w:val="en-US"/>
         </w:rPr>
-        <w:t xml:space="preserve">newest members, who saw in him a symbol </w:t>
-      </w:r>
-      <w:r>
-        <w:rPr>
-          <w:lang w:val="en-US"/>
-        </w:rPr>
-        <w:lastRenderedPageBreak/>
-        <w:t xml:space="preserve">of their own rise and an advocate for their interests. </w:t>
+        <w:t xml:space="preserve">newest members, who saw in him a symbol of their own rise and an advocate for their interests. </w:t>
       </w:r>
       <w:r>
         <w:rPr>
@@ -6377,7 +6604,7 @@
         </w:rPr>
         <w:t xml:space="preserve">see </w:t>
       </w:r>
-      <w:hyperlink r:id="rId8" w:history="1">
+      <w:hyperlink r:id="rId7" w:history="1">
         <w:r>
           <w:rPr>
             <w:rStyle w:val="Hyperlink"/>
@@ -6429,7 +6656,7 @@
         </w:rPr>
         <w:t xml:space="preserve">, see </w:t>
       </w:r>
-      <w:hyperlink r:id="rId9" w:history="1">
+      <w:hyperlink r:id="rId8" w:history="1">
         <w:r>
           <w:rPr>
             <w:color w:val="0070C0"/>
@@ -6986,7 +7213,14 @@
         <w:rPr>
           <w:lang w:val="en-US"/>
         </w:rPr>
-        <w:t xml:space="preserve">, 20/13, 30 March 1963, 259-260; J. Avery Joyce, ‘U Thant’s Mission of Conciliation’ in </w:t>
+        <w:t xml:space="preserve">, 20/13, 30 March 1963, 259-260; J. Avery Joyce, ‘U </w:t>
+      </w:r>
+      <w:r>
+        <w:rPr>
+          <w:lang w:val="en-US"/>
+        </w:rPr>
+        <w:lastRenderedPageBreak/>
+        <w:t xml:space="preserve">Thant’s Mission of Conciliation’ in </w:t>
       </w:r>
       <w:r>
         <w:rPr>
@@ -7204,7 +7438,6 @@
         <w:rPr>
           <w:lang w:val="en-US"/>
         </w:rPr>
-        <w:lastRenderedPageBreak/>
         <w:t>a</w:t>
       </w:r>
       <w:r>
@@ -7213,7 +7446,7 @@
         </w:rPr>
         <w:t xml:space="preserve">vailable at </w:t>
       </w:r>
-      <w:hyperlink r:id="rId10" w:history="1">
+      <w:hyperlink r:id="rId9" w:history="1">
         <w:r>
           <w:rPr>
             <w:rStyle w:val="Hyperlink"/>
@@ -7456,7 +7689,7 @@
         </w:rPr>
         <w:t xml:space="preserve"> </w:t>
       </w:r>
-      <w:hyperlink r:id="rId11" w:history="1">
+      <w:hyperlink r:id="rId10" w:history="1">
         <w:r>
           <w:rPr>
             <w:rStyle w:val="Hyperlink"/>
@@ -7874,21 +8107,7 @@
         <w:rPr>
           <w:lang w:val="en-US"/>
         </w:rPr>
-        <w:t xml:space="preserve"> </w:t>
-      </w:r>
-      <w:proofErr w:type="spellStart"/>
-      <w:r>
-        <w:rPr>
-          <w:lang w:val="en-US"/>
-        </w:rPr>
-        <w:t>Rovine</w:t>
-      </w:r>
-      <w:proofErr w:type="spellEnd"/>
-      <w:r>
-        <w:rPr>
-          <w:lang w:val="en-US"/>
-        </w:rPr>
-        <w:t xml:space="preserve">, </w:t>
+        <w:t xml:space="preserve"> Rovine, </w:t>
       </w:r>
       <w:r>
         <w:rPr>
@@ -8519,21 +8738,7 @@
         <w:rPr>
           <w:lang w:val="en-US"/>
         </w:rPr>
-        <w:t xml:space="preserve"> </w:t>
-      </w:r>
-      <w:proofErr w:type="spellStart"/>
-      <w:r>
-        <w:rPr>
-          <w:lang w:val="en-US"/>
-        </w:rPr>
-        <w:t>Rikhye</w:t>
-      </w:r>
-      <w:proofErr w:type="spellEnd"/>
-      <w:r>
-        <w:rPr>
-          <w:lang w:val="en-US"/>
-        </w:rPr>
-        <w:t xml:space="preserve">, </w:t>
+        <w:t xml:space="preserve"> Rikhye, </w:t>
       </w:r>
       <w:r>
         <w:rPr>
@@ -9273,7 +9478,7 @@
         </w:rPr>
         <w:t xml:space="preserve"> </w:t>
       </w:r>
-      <w:hyperlink r:id="rId12" w:history="1">
+      <w:hyperlink r:id="rId11" w:history="1">
         <w:r>
           <w:rPr>
             <w:rStyle w:val="Hyperlink"/>
@@ -9323,16 +9528,57 @@
         <w:rPr>
           <w:lang w:val="en-US"/>
         </w:rPr>
-        <w:t xml:space="preserve"> </w:t>
-      </w:r>
-      <w:proofErr w:type="spellStart"/>
-      <w:r>
-        <w:rPr>
-          <w:lang w:val="en-US"/>
-        </w:rPr>
-        <w:t>Pauk</w:t>
-      </w:r>
-      <w:proofErr w:type="spellEnd"/>
+        <w:t xml:space="preserve"> Pauk, </w:t>
+      </w:r>
+      <w:r>
+        <w:rPr>
+          <w:lang w:val="en-US"/>
+        </w:rPr>
+        <w:t>‘</w:t>
+      </w:r>
+      <w:r>
+        <w:rPr>
+          <w:lang w:val="en-US"/>
+        </w:rPr>
+        <w:t>Unsung Mediat</w:t>
+      </w:r>
+      <w:r>
+        <w:rPr>
+          <w:lang w:val="en-US"/>
+        </w:rPr>
+        <w:t>or</w:t>
+      </w:r>
+      <w:r>
+        <w:rPr>
+          <w:lang w:val="en-US"/>
+        </w:rPr>
+        <w:t>: U Thant and the Cuban Missile Crisis</w:t>
+      </w:r>
+      <w:r>
+        <w:rPr>
+          <w:lang w:val="en-US"/>
+        </w:rPr>
+        <w:t>’</w:t>
+      </w:r>
+      <w:r>
+        <w:rPr>
+          <w:lang w:val="en-US"/>
+        </w:rPr>
+        <w:t xml:space="preserve"> in</w:t>
+      </w:r>
+      <w:r>
+        <w:rPr>
+          <w:lang w:val="en-US"/>
+        </w:rPr>
+        <w:t xml:space="preserve"> </w:t>
+      </w:r>
+      <w:r>
+        <w:rPr>
+          <w:i/>
+          <w:lang w:val="en-US"/>
+        </w:rPr>
+        <w:t>Diplomatic History</w:t>
+      </w:r>
       <w:r>
         <w:rPr>
           <w:lang w:val="en-US"/>
@@ -9343,50 +9589,7 @@
         <w:rPr>
           <w:lang w:val="en-US"/>
         </w:rPr>
-        <w:t>‘</w:t>
-      </w:r>
-      <w:r>
-        <w:rPr>
-          <w:lang w:val="en-US"/>
-        </w:rPr>
-        <w:t>Unsung Mediat</w:t>
-      </w:r>
-      <w:r>
-        <w:rPr>
-          <w:lang w:val="en-US"/>
-        </w:rPr>
-        <w:t>or</w:t>
-      </w:r>
-      <w:r>
-        <w:rPr>
-          <w:lang w:val="en-US"/>
-        </w:rPr>
-        <w:t>: U Thant and the Cuban Missile Crisis</w:t>
-      </w:r>
-      <w:r>
-        <w:rPr>
-          <w:lang w:val="en-US"/>
-        </w:rPr>
-        <w:t>’</w:t>
-      </w:r>
-      <w:r>
-        <w:rPr>
-          <w:lang w:val="en-US"/>
-        </w:rPr>
-        <w:t xml:space="preserve"> in</w:t>
-      </w:r>
-      <w:r>
-        <w:rPr>
-          <w:lang w:val="en-US"/>
-        </w:rPr>
-        <w:t xml:space="preserve"> </w:t>
-      </w:r>
-      <w:r>
-        <w:rPr>
-          <w:i/>
-          <w:lang w:val="en-US"/>
-        </w:rPr>
-        <w:t>Diplomatic History</w:t>
+        <w:t>33/2</w:t>
       </w:r>
       <w:r>
         <w:rPr>
@@ -9398,18 +9601,6 @@
         <w:rPr>
           <w:lang w:val="en-US"/>
         </w:rPr>
-        <w:t>33/2</w:t>
-      </w:r>
-      <w:r>
-        <w:rPr>
-          <w:lang w:val="en-US"/>
-        </w:rPr>
-        <w:t xml:space="preserve">, </w:t>
-      </w:r>
-      <w:r>
-        <w:rPr>
-          <w:lang w:val="en-US"/>
-        </w:rPr>
         <w:t>April 2009, 261-292;</w:t>
       </w:r>
       <w:r>
@@ -9446,21 +9637,7 @@
         <w:rPr>
           <w:lang w:val="en-US"/>
         </w:rPr>
-        <w:t xml:space="preserve"> </w:t>
-      </w:r>
-      <w:proofErr w:type="spellStart"/>
-      <w:r>
-        <w:rPr>
-          <w:lang w:val="en-US"/>
-        </w:rPr>
-        <w:t>Pauk</w:t>
-      </w:r>
-      <w:proofErr w:type="spellEnd"/>
-      <w:r>
-        <w:rPr>
-          <w:lang w:val="en-US"/>
-        </w:rPr>
-        <w:t xml:space="preserve">, </w:t>
+        <w:t xml:space="preserve"> Pauk, </w:t>
       </w:r>
       <w:r>
         <w:rPr>
@@ -9524,7 +9701,7 @@
         </w:rPr>
         <w:t xml:space="preserve"> </w:t>
       </w:r>
-      <w:hyperlink r:id="rId13" w:history="1">
+      <w:hyperlink r:id="rId12" w:history="1">
         <w:r>
           <w:rPr>
             <w:rStyle w:val="Hyperlink"/>
@@ -9821,7 +9998,14 @@
         <w:rPr>
           <w:lang w:val="en-US"/>
         </w:rPr>
-        <w:t>, December 1974</w:t>
+        <w:t xml:space="preserve">, </w:t>
+      </w:r>
+      <w:r>
+        <w:rPr>
+          <w:lang w:val="en-US"/>
+        </w:rPr>
+        <w:lastRenderedPageBreak/>
+        <w:t>December 1974</w:t>
       </w:r>
       <w:r>
         <w:rPr>
@@ -9877,7 +10061,7 @@
         </w:rPr>
         <w:t xml:space="preserve">vailable at </w:t>
       </w:r>
-      <w:hyperlink r:id="rId14" w:history="1">
+      <w:hyperlink r:id="rId13" w:history="1">
         <w:r>
           <w:rPr>
             <w:rStyle w:val="Hyperlink"/>
@@ -9927,14 +10111,7 @@
         <w:rPr>
           <w:lang w:val="en-US"/>
         </w:rPr>
-        <w:t xml:space="preserve">The Removal of UNEF and the Limits of UN </w:t>
-      </w:r>
-      <w:r>
-        <w:rPr>
-          <w:lang w:val="en-US"/>
-        </w:rPr>
-        <w:lastRenderedPageBreak/>
-        <w:t>Diplomacy</w:t>
+        <w:t>The Removal of UNEF and the Limits of UN Diplomacy</w:t>
       </w:r>
       <w:r>
         <w:rPr>
@@ -9999,7 +10176,7 @@
         </w:rPr>
         <w:t xml:space="preserve">‘U Thant’ at </w:t>
       </w:r>
-      <w:hyperlink r:id="rId15" w:history="1">
+      <w:hyperlink r:id="rId14" w:history="1">
         <w:r>
           <w:rPr>
             <w:rStyle w:val="Hyperlink"/>
@@ -10215,7 +10392,7 @@
         </w:rPr>
         <w:t xml:space="preserve">Eisenberg, </w:t>
       </w:r>
-      <w:hyperlink r:id="rId16" w:history="1">
+      <w:hyperlink r:id="rId15" w:history="1">
         <w:r>
           <w:rPr>
             <w:rStyle w:val="Hyperlink"/>
@@ -10241,9 +10418,9 @@
       </w:pPr>
     </w:p>
     <w:sectPr>
-      <w:headerReference w:type="even" r:id="rId17"/>
-      <w:headerReference w:type="default" r:id="rId18"/>
-      <w:footerReference w:type="default" r:id="rId19"/>
+      <w:headerReference w:type="even" r:id="rId16"/>
+      <w:headerReference w:type="default" r:id="rId17"/>
+      <w:footerReference w:type="default" r:id="rId18"/>
       <w:pgSz w:w="11901" w:h="16840"/>
       <w:pgMar w:top="1418" w:right="1418" w:bottom="1418" w:left="1418" w:header="709" w:footer="709" w:gutter="0"/>
       <w:cols w:space="720"/>
@@ -10254,7 +10431,7 @@
 </file>
 
 <file path=word/endnotes.xml><?xml version="1.0" encoding="utf-8"?>
-<w:endnotes xmlns:wpc="http://schemas.microsoft.com/office/word/2010/wordprocessingCanvas" xmlns:cx="http://schemas.microsoft.com/office/drawing/2014/chartex" xmlns:cx1="http://schemas.microsoft.com/office/drawing/2015/9/8/chartex" xmlns:cx2="http://schemas.microsoft.com/office/drawing/2015/10/21/chartex" xmlns:cx3="http://schemas.microsoft.com/office/drawing/2016/5/9/chartex" xmlns:cx4="http://schemas.microsoft.com/office/drawing/2016/5/10/chartex" xmlns:cx5="http://schemas.microsoft.com/office/drawing/2016/5/11/chartex" xmlns:cx6="http://schemas.microsoft.com/office/drawing/2016/5/12/chartex" xmlns:cx7="http://schemas.microsoft.com/office/drawing/2016/5/13/chartex" xmlns:cx8="http://schemas.microsoft.com/office/drawing/2016/5/14/chartex" xmlns:mc="http://schemas.openxmlformats.org/markup-compatibility/2006" xmlns:aink="http://schemas.microsoft.com/office/drawing/2016/ink" xmlns:am3d="http://schemas.microsoft.com/office/drawing/2017/model3d" xmlns:o="urn:schemas-microsoft-com:office:office" xmlns:oel="http://schemas.microsoft.com/office/2019/extlst" xmlns:r="http://schemas.openxmlformats.org/officeDocument/2006/relationships" xmlns:m="http://schemas.openxmlformats.org/officeDocument/2006/math" xmlns:v="urn:schemas-microsoft-com:vml" xmlns:wp14="http://schemas.microsoft.com/office/word/2010/wordprocessingDrawing" xmlns:wp="http://schemas.openxmlformats.org/drawingml/2006/wordprocessingDrawing" xmlns:w10="urn:schemas-microsoft-com:office:word" xmlns:w="http://schemas.openxmlformats.org/wordprocessingml/2006/main" xmlns:w14="http://schemas.microsoft.com/office/word/2010/wordml" xmlns:w15="http://schemas.microsoft.com/office/word/2012/wordml" xmlns:w16cex="http://schemas.microsoft.com/office/word/2018/wordml/cex" xmlns:w16cid="http://schemas.microsoft.com/office/word/2016/wordml/cid" xmlns:w16="http://schemas.microsoft.com/office/word/2018/wordml" xmlns:w16du="http://schemas.microsoft.com/office/word/2023/wordml/word16du" xmlns:w16sdtdh="http://schemas.microsoft.com/office/word/2020/wordml/sdtdatahash" xmlns:w16sdtfl="http://schemas.microsoft.com/office/word/2024/wordml/sdtformatlock" xmlns:w16se="http://schemas.microsoft.com/office/word/2015/wordml/symex" xmlns:wpg="http://schemas.microsoft.com/office/word/2010/wordprocessingGroup" xmlns:wpi="http://schemas.microsoft.com/office/word/2010/wordprocessingInk" xmlns:wne="http://schemas.microsoft.com/office/word/2006/wordml" xmlns:wps="http://schemas.microsoft.com/office/word/2010/wordprocessingShape" mc:Ignorable="w14 w15 w16se w16cid w16 w16cex w16sdtdh w16sdtfl w16du wp14">
+<w:endnotes xmlns:wpc="http://schemas.microsoft.com/office/word/2010/wordprocessingCanvas" xmlns:cx="http://schemas.microsoft.com/office/drawing/2014/chartex" xmlns:cx1="http://schemas.microsoft.com/office/drawing/2015/9/8/chartex" xmlns:cx2="http://schemas.microsoft.com/office/drawing/2015/10/21/chartex" xmlns:cx3="http://schemas.microsoft.com/office/drawing/2016/5/9/chartex" xmlns:cx4="http://schemas.microsoft.com/office/drawing/2016/5/10/chartex" xmlns:cx5="http://schemas.microsoft.com/office/drawing/2016/5/11/chartex" xmlns:cx6="http://schemas.microsoft.com/office/drawing/2016/5/12/chartex" xmlns:cx7="http://schemas.microsoft.com/office/drawing/2016/5/13/chartex" xmlns:cx8="http://schemas.microsoft.com/office/drawing/2016/5/14/chartex" xmlns:mc="http://schemas.openxmlformats.org/markup-compatibility/2006" xmlns:m="http://schemas.openxmlformats.org/officeDocument/2006/math" xmlns:aink="http://schemas.microsoft.com/office/drawing/2016/ink" xmlns:am3d="http://schemas.microsoft.com/office/drawing/2017/model3d" xmlns:oel="http://schemas.microsoft.com/office/2019/extlst" xmlns:r="http://schemas.openxmlformats.org/officeDocument/2006/relationships" xmlns:wp14="http://schemas.microsoft.com/office/word/2010/wordprocessingDrawing" xmlns:wp="http://schemas.openxmlformats.org/drawingml/2006/wordprocessingDrawing" xmlns:wpg="http://schemas.microsoft.com/office/word/2010/wordprocessingGroup" xmlns:wpi="http://schemas.microsoft.com/office/word/2010/wordprocessingInk" xmlns:wps="http://schemas.microsoft.com/office/word/2010/wordprocessingShape" xmlns:o="urn:schemas-microsoft-com:office:office" xmlns:v="urn:schemas-microsoft-com:vml" xmlns:w10="urn:schemas-microsoft-com:office:word" xmlns:w="http://schemas.openxmlformats.org/wordprocessingml/2006/main" xmlns:w14="http://schemas.microsoft.com/office/word/2010/wordml" xmlns:w15="http://schemas.microsoft.com/office/word/2012/wordml" xmlns:w16cei="http://schemas.microsoft.com/office/word/2026/wordml/cei" xmlns:w16cex="http://schemas.microsoft.com/office/word/2018/wordml/cex" xmlns:w16cid="http://schemas.microsoft.com/office/word/2016/wordml/cid" xmlns:w16="http://schemas.microsoft.com/office/word/2018/wordml" xmlns:w16sdtdh="http://schemas.microsoft.com/office/word/2020/wordml/sdtdatahash" xmlns:w16sdtfl="http://schemas.microsoft.com/office/word/2024/wordml/sdtformatlock" xmlns:w16se="http://schemas.microsoft.com/office/word/2015/wordml/symex" xmlns:w16du="http://schemas.microsoft.com/office/word/2023/wordml/word16du" xmlns:wne="http://schemas.microsoft.com/office/word/2006/wordml" mc:Ignorable="w14 w15 w16se w16cid w16 w16cex w16sdtdh w16sdtfl w16du wp14">
   <w:endnote w:type="separator" w:id="-1">
     <w:p>
       <w:r>
@@ -10273,7 +10450,7 @@
 </file>
 
 <file path=word/footer1.xml><?xml version="1.0" encoding="utf-8"?>
-<w:ftr xmlns:wpc="http://schemas.microsoft.com/office/word/2010/wordprocessingCanvas" xmlns:cx="http://schemas.microsoft.com/office/drawing/2014/chartex" xmlns:cx1="http://schemas.microsoft.com/office/drawing/2015/9/8/chartex" xmlns:cx2="http://schemas.microsoft.com/office/drawing/2015/10/21/chartex" xmlns:cx3="http://schemas.microsoft.com/office/drawing/2016/5/9/chartex" xmlns:cx4="http://schemas.microsoft.com/office/drawing/2016/5/10/chartex" xmlns:cx5="http://schemas.microsoft.com/office/drawing/2016/5/11/chartex" xmlns:cx6="http://schemas.microsoft.com/office/drawing/2016/5/12/chartex" xmlns:cx7="http://schemas.microsoft.com/office/drawing/2016/5/13/chartex" xmlns:cx8="http://schemas.microsoft.com/office/drawing/2016/5/14/chartex" xmlns:mc="http://schemas.openxmlformats.org/markup-compatibility/2006" xmlns:aink="http://schemas.microsoft.com/office/drawing/2016/ink" xmlns:am3d="http://schemas.microsoft.com/office/drawing/2017/model3d" xmlns:o="urn:schemas-microsoft-com:office:office" xmlns:oel="http://schemas.microsoft.com/office/2019/extlst" xmlns:r="http://schemas.openxmlformats.org/officeDocument/2006/relationships" xmlns:m="http://schemas.openxmlformats.org/officeDocument/2006/math" xmlns:v="urn:schemas-microsoft-com:vml" xmlns:wp14="http://schemas.microsoft.com/office/word/2010/wordprocessingDrawing" xmlns:wp="http://schemas.openxmlformats.org/drawingml/2006/wordprocessingDrawing" xmlns:w10="urn:schemas-microsoft-com:office:word" xmlns:w="http://schemas.openxmlformats.org/wordprocessingml/2006/main" xmlns:w14="http://schemas.microsoft.com/office/word/2010/wordml" xmlns:w15="http://schemas.microsoft.com/office/word/2012/wordml" xmlns:w16cex="http://schemas.microsoft.com/office/word/2018/wordml/cex" xmlns:w16cid="http://schemas.microsoft.com/office/word/2016/wordml/cid" xmlns:w16="http://schemas.microsoft.com/office/word/2018/wordml" xmlns:w16du="http://schemas.microsoft.com/office/word/2023/wordml/word16du" xmlns:w16sdtdh="http://schemas.microsoft.com/office/word/2020/wordml/sdtdatahash" xmlns:w16sdtfl="http://schemas.microsoft.com/office/word/2024/wordml/sdtformatlock" xmlns:w16se="http://schemas.microsoft.com/office/word/2015/wordml/symex" xmlns:wpg="http://schemas.microsoft.com/office/word/2010/wordprocessingGroup" xmlns:wpi="http://schemas.microsoft.com/office/word/2010/wordprocessingInk" xmlns:wne="http://schemas.microsoft.com/office/word/2006/wordml" xmlns:wps="http://schemas.microsoft.com/office/word/2010/wordprocessingShape" mc:Ignorable="w14 w15 w16se w16cid w16 w16cex w16sdtdh w16sdtfl w16du wp14">
+<w:ftr xmlns:wpc="http://schemas.microsoft.com/office/word/2010/wordprocessingCanvas" xmlns:cx="http://schemas.microsoft.com/office/drawing/2014/chartex" xmlns:cx1="http://schemas.microsoft.com/office/drawing/2015/9/8/chartex" xmlns:cx2="http://schemas.microsoft.com/office/drawing/2015/10/21/chartex" xmlns:cx3="http://schemas.microsoft.com/office/drawing/2016/5/9/chartex" xmlns:cx4="http://schemas.microsoft.com/office/drawing/2016/5/10/chartex" xmlns:cx5="http://schemas.microsoft.com/office/drawing/2016/5/11/chartex" xmlns:cx6="http://schemas.microsoft.com/office/drawing/2016/5/12/chartex" xmlns:cx7="http://schemas.microsoft.com/office/drawing/2016/5/13/chartex" xmlns:cx8="http://schemas.microsoft.com/office/drawing/2016/5/14/chartex" xmlns:mc="http://schemas.openxmlformats.org/markup-compatibility/2006" xmlns:m="http://schemas.openxmlformats.org/officeDocument/2006/math" xmlns:aink="http://schemas.microsoft.com/office/drawing/2016/ink" xmlns:am3d="http://schemas.microsoft.com/office/drawing/2017/model3d" xmlns:oel="http://schemas.microsoft.com/office/2019/extlst" xmlns:r="http://schemas.openxmlformats.org/officeDocument/2006/relationships" xmlns:wp14="http://schemas.microsoft.com/office/word/2010/wordprocessingDrawing" xmlns:wp="http://schemas.openxmlformats.org/drawingml/2006/wordprocessingDrawing" xmlns:wpg="http://schemas.microsoft.com/office/word/2010/wordprocessingGroup" xmlns:wpi="http://schemas.microsoft.com/office/word/2010/wordprocessingInk" xmlns:wps="http://schemas.microsoft.com/office/word/2010/wordprocessingShape" xmlns:o="urn:schemas-microsoft-com:office:office" xmlns:v="urn:schemas-microsoft-com:vml" xmlns:w10="urn:schemas-microsoft-com:office:word" xmlns:w="http://schemas.openxmlformats.org/wordprocessingml/2006/main" xmlns:w14="http://schemas.microsoft.com/office/word/2010/wordml" xmlns:w15="http://schemas.microsoft.com/office/word/2012/wordml" xmlns:w16cei="http://schemas.microsoft.com/office/word/2026/wordml/cei" xmlns:w16cex="http://schemas.microsoft.com/office/word/2018/wordml/cex" xmlns:w16cid="http://schemas.microsoft.com/office/word/2016/wordml/cid" xmlns:w16="http://schemas.microsoft.com/office/word/2018/wordml" xmlns:w16sdtdh="http://schemas.microsoft.com/office/word/2020/wordml/sdtdatahash" xmlns:w16sdtfl="http://schemas.microsoft.com/office/word/2024/wordml/sdtformatlock" xmlns:w16se="http://schemas.microsoft.com/office/word/2015/wordml/symex" xmlns:w16du="http://schemas.microsoft.com/office/word/2023/wordml/word16du" xmlns:wne="http://schemas.microsoft.com/office/word/2006/wordml" mc:Ignorable="w14 w15 w16se w16cid w16 w16cex w16sdtdh w16sdtfl w16du wp14">
   <w:p>
     <w:pPr>
       <w:pStyle w:val="Voettekst"/>
@@ -10326,7 +10503,7 @@
 </file>
 
 <file path=word/footnotes.xml><?xml version="1.0" encoding="utf-8"?>
-<w:footnotes xmlns:wpc="http://schemas.microsoft.com/office/word/2010/wordprocessingCanvas" xmlns:cx="http://schemas.microsoft.com/office/drawing/2014/chartex" xmlns:cx1="http://schemas.microsoft.com/office/drawing/2015/9/8/chartex" xmlns:cx2="http://schemas.microsoft.com/office/drawing/2015/10/21/chartex" xmlns:cx3="http://schemas.microsoft.com/office/drawing/2016/5/9/chartex" xmlns:cx4="http://schemas.microsoft.com/office/drawing/2016/5/10/chartex" xmlns:cx5="http://schemas.microsoft.com/office/drawing/2016/5/11/chartex" xmlns:cx6="http://schemas.microsoft.com/office/drawing/2016/5/12/chartex" xmlns:cx7="http://schemas.microsoft.com/office/drawing/2016/5/13/chartex" xmlns:cx8="http://schemas.microsoft.com/office/drawing/2016/5/14/chartex" xmlns:mc="http://schemas.openxmlformats.org/markup-compatibility/2006" xmlns:aink="http://schemas.microsoft.com/office/drawing/2016/ink" xmlns:am3d="http://schemas.microsoft.com/office/drawing/2017/model3d" xmlns:o="urn:schemas-microsoft-com:office:office" xmlns:oel="http://schemas.microsoft.com/office/2019/extlst" xmlns:r="http://schemas.openxmlformats.org/officeDocument/2006/relationships" xmlns:m="http://schemas.openxmlformats.org/officeDocument/2006/math" xmlns:v="urn:schemas-microsoft-com:vml" xmlns:wp14="http://schemas.microsoft.com/office/word/2010/wordprocessingDrawing" xmlns:wp="http://schemas.openxmlformats.org/drawingml/2006/wordprocessingDrawing" xmlns:w10="urn:schemas-microsoft-com:office:word" xmlns:w="http://schemas.openxmlformats.org/wordprocessingml/2006/main" xmlns:w14="http://schemas.microsoft.com/office/word/2010/wordml" xmlns:w15="http://schemas.microsoft.com/office/word/2012/wordml" xmlns:w16cex="http://schemas.microsoft.com/office/word/2018/wordml/cex" xmlns:w16cid="http://schemas.microsoft.com/office/word/2016/wordml/cid" xmlns:w16="http://schemas.microsoft.com/office/word/2018/wordml" xmlns:w16du="http://schemas.microsoft.com/office/word/2023/wordml/word16du" xmlns:w16sdtdh="http://schemas.microsoft.com/office/word/2020/wordml/sdtdatahash" xmlns:w16sdtfl="http://schemas.microsoft.com/office/word/2024/wordml/sdtformatlock" xmlns:w16se="http://schemas.microsoft.com/office/word/2015/wordml/symex" xmlns:wpg="http://schemas.microsoft.com/office/word/2010/wordprocessingGroup" xmlns:wpi="http://schemas.microsoft.com/office/word/2010/wordprocessingInk" xmlns:wne="http://schemas.microsoft.com/office/word/2006/wordml" xmlns:wps="http://schemas.microsoft.com/office/word/2010/wordprocessingShape" mc:Ignorable="w14 w15 w16se w16cid w16 w16cex w16sdtdh w16sdtfl w16du wp14">
+<w:footnotes xmlns:wpc="http://schemas.microsoft.com/office/word/2010/wordprocessingCanvas" xmlns:cx="http://schemas.microsoft.com/office/drawing/2014/chartex" xmlns:cx1="http://schemas.microsoft.com/office/drawing/2015/9/8/chartex" xmlns:cx2="http://schemas.microsoft.com/office/drawing/2015/10/21/chartex" xmlns:cx3="http://schemas.microsoft.com/office/drawing/2016/5/9/chartex" xmlns:cx4="http://schemas.microsoft.com/office/drawing/2016/5/10/chartex" xmlns:cx5="http://schemas.microsoft.com/office/drawing/2016/5/11/chartex" xmlns:cx6="http://schemas.microsoft.com/office/drawing/2016/5/12/chartex" xmlns:cx7="http://schemas.microsoft.com/office/drawing/2016/5/13/chartex" xmlns:cx8="http://schemas.microsoft.com/office/drawing/2016/5/14/chartex" xmlns:mc="http://schemas.openxmlformats.org/markup-compatibility/2006" xmlns:m="http://schemas.openxmlformats.org/officeDocument/2006/math" xmlns:aink="http://schemas.microsoft.com/office/drawing/2016/ink" xmlns:am3d="http://schemas.microsoft.com/office/drawing/2017/model3d" xmlns:oel="http://schemas.microsoft.com/office/2019/extlst" xmlns:r="http://schemas.openxmlformats.org/officeDocument/2006/relationships" xmlns:wp14="http://schemas.microsoft.com/office/word/2010/wordprocessingDrawing" xmlns:wp="http://schemas.openxmlformats.org/drawingml/2006/wordprocessingDrawing" xmlns:wpg="http://schemas.microsoft.com/office/word/2010/wordprocessingGroup" xmlns:wpi="http://schemas.microsoft.com/office/word/2010/wordprocessingInk" xmlns:wps="http://schemas.microsoft.com/office/word/2010/wordprocessingShape" xmlns:o="urn:schemas-microsoft-com:office:office" xmlns:v="urn:schemas-microsoft-com:vml" xmlns:w10="urn:schemas-microsoft-com:office:word" xmlns:w="http://schemas.openxmlformats.org/wordprocessingml/2006/main" xmlns:w14="http://schemas.microsoft.com/office/word/2010/wordml" xmlns:w15="http://schemas.microsoft.com/office/word/2012/wordml" xmlns:w16cei="http://schemas.microsoft.com/office/word/2026/wordml/cei" xmlns:w16cex="http://schemas.microsoft.com/office/word/2018/wordml/cex" xmlns:w16cid="http://schemas.microsoft.com/office/word/2016/wordml/cid" xmlns:w16="http://schemas.microsoft.com/office/word/2018/wordml" xmlns:w16sdtdh="http://schemas.microsoft.com/office/word/2020/wordml/sdtdatahash" xmlns:w16sdtfl="http://schemas.microsoft.com/office/word/2024/wordml/sdtformatlock" xmlns:w16se="http://schemas.microsoft.com/office/word/2015/wordml/symex" xmlns:w16du="http://schemas.microsoft.com/office/word/2023/wordml/word16du" xmlns:wne="http://schemas.microsoft.com/office/word/2006/wordml" mc:Ignorable="w14 w15 w16se w16cid w16 w16cex w16sdtdh w16sdtfl w16du wp14">
   <w:footnote w:type="separator" w:id="-1">
     <w:p>
       <w:r>
@@ -10345,7 +10522,7 @@
 </file>
 
 <file path=word/header1.xml><?xml version="1.0" encoding="utf-8"?>
-<w:hdr xmlns:wpc="http://schemas.microsoft.com/office/word/2010/wordprocessingCanvas" xmlns:cx="http://schemas.microsoft.com/office/drawing/2014/chartex" xmlns:cx1="http://schemas.microsoft.com/office/drawing/2015/9/8/chartex" xmlns:cx2="http://schemas.microsoft.com/office/drawing/2015/10/21/chartex" xmlns:cx3="http://schemas.microsoft.com/office/drawing/2016/5/9/chartex" xmlns:cx4="http://schemas.microsoft.com/office/drawing/2016/5/10/chartex" xmlns:cx5="http://schemas.microsoft.com/office/drawing/2016/5/11/chartex" xmlns:cx6="http://schemas.microsoft.com/office/drawing/2016/5/12/chartex" xmlns:cx7="http://schemas.microsoft.com/office/drawing/2016/5/13/chartex" xmlns:cx8="http://schemas.microsoft.com/office/drawing/2016/5/14/chartex" xmlns:mc="http://schemas.openxmlformats.org/markup-compatibility/2006" xmlns:aink="http://schemas.microsoft.com/office/drawing/2016/ink" xmlns:am3d="http://schemas.microsoft.com/office/drawing/2017/model3d" xmlns:o="urn:schemas-microsoft-com:office:office" xmlns:oel="http://schemas.microsoft.com/office/2019/extlst" xmlns:r="http://schemas.openxmlformats.org/officeDocument/2006/relationships" xmlns:m="http://schemas.openxmlformats.org/officeDocument/2006/math" xmlns:v="urn:schemas-microsoft-com:vml" xmlns:wp14="http://schemas.microsoft.com/office/word/2010/wordprocessingDrawing" xmlns:wp="http://schemas.openxmlformats.org/drawingml/2006/wordprocessingDrawing" xmlns:w10="urn:schemas-microsoft-com:office:word" xmlns:w="http://schemas.openxmlformats.org/wordprocessingml/2006/main" xmlns:w14="http://schemas.microsoft.com/office/word/2010/wordml" xmlns:w15="http://schemas.microsoft.com/office/word/2012/wordml" xmlns:w16cex="http://schemas.microsoft.com/office/word/2018/wordml/cex" xmlns:w16cid="http://schemas.microsoft.com/office/word/2016/wordml/cid" xmlns:w16="http://schemas.microsoft.com/office/word/2018/wordml" xmlns:w16du="http://schemas.microsoft.com/office/word/2023/wordml/word16du" xmlns:w16sdtdh="http://schemas.microsoft.com/office/word/2020/wordml/sdtdatahash" xmlns:w16sdtfl="http://schemas.microsoft.com/office/word/2024/wordml/sdtformatlock" xmlns:w16se="http://schemas.microsoft.com/office/word/2015/wordml/symex" xmlns:wpg="http://schemas.microsoft.com/office/word/2010/wordprocessingGroup" xmlns:wpi="http://schemas.microsoft.com/office/word/2010/wordprocessingInk" xmlns:wne="http://schemas.microsoft.com/office/word/2006/wordml" xmlns:wps="http://schemas.microsoft.com/office/word/2010/wordprocessingShape" mc:Ignorable="w14 w15 w16se w16cid w16 w16cex w16sdtdh w16sdtfl w16du wp14">
+<w:hdr xmlns:wpc="http://schemas.microsoft.com/office/word/2010/wordprocessingCanvas" xmlns:cx="http://schemas.microsoft.com/office/drawing/2014/chartex" xmlns:cx1="http://schemas.microsoft.com/office/drawing/2015/9/8/chartex" xmlns:cx2="http://schemas.microsoft.com/office/drawing/2015/10/21/chartex" xmlns:cx3="http://schemas.microsoft.com/office/drawing/2016/5/9/chartex" xmlns:cx4="http://schemas.microsoft.com/office/drawing/2016/5/10/chartex" xmlns:cx5="http://schemas.microsoft.com/office/drawing/2016/5/11/chartex" xmlns:cx6="http://schemas.microsoft.com/office/drawing/2016/5/12/chartex" xmlns:cx7="http://schemas.microsoft.com/office/drawing/2016/5/13/chartex" xmlns:cx8="http://schemas.microsoft.com/office/drawing/2016/5/14/chartex" xmlns:mc="http://schemas.openxmlformats.org/markup-compatibility/2006" xmlns:m="http://schemas.openxmlformats.org/officeDocument/2006/math" xmlns:aink="http://schemas.microsoft.com/office/drawing/2016/ink" xmlns:am3d="http://schemas.microsoft.com/office/drawing/2017/model3d" xmlns:oel="http://schemas.microsoft.com/office/2019/extlst" xmlns:r="http://schemas.openxmlformats.org/officeDocument/2006/relationships" xmlns:wp14="http://schemas.microsoft.com/office/word/2010/wordprocessingDrawing" xmlns:wp="http://schemas.openxmlformats.org/drawingml/2006/wordprocessingDrawing" xmlns:wpg="http://schemas.microsoft.com/office/word/2010/wordprocessingGroup" xmlns:wpi="http://schemas.microsoft.com/office/word/2010/wordprocessingInk" xmlns:wps="http://schemas.microsoft.com/office/word/2010/wordprocessingShape" xmlns:o="urn:schemas-microsoft-com:office:office" xmlns:v="urn:schemas-microsoft-com:vml" xmlns:w10="urn:schemas-microsoft-com:office:word" xmlns:w="http://schemas.openxmlformats.org/wordprocessingml/2006/main" xmlns:w14="http://schemas.microsoft.com/office/word/2010/wordml" xmlns:w15="http://schemas.microsoft.com/office/word/2012/wordml" xmlns:w16cei="http://schemas.microsoft.com/office/word/2026/wordml/cei" xmlns:w16cex="http://schemas.microsoft.com/office/word/2018/wordml/cex" xmlns:w16cid="http://schemas.microsoft.com/office/word/2016/wordml/cid" xmlns:w16="http://schemas.microsoft.com/office/word/2018/wordml" xmlns:w16sdtdh="http://schemas.microsoft.com/office/word/2020/wordml/sdtdatahash" xmlns:w16sdtfl="http://schemas.microsoft.com/office/word/2024/wordml/sdtformatlock" xmlns:w16se="http://schemas.microsoft.com/office/word/2015/wordml/symex" xmlns:w16du="http://schemas.microsoft.com/office/word/2023/wordml/word16du" xmlns:wne="http://schemas.microsoft.com/office/word/2006/wordml" mc:Ignorable="w14 w15 w16se w16cid w16 w16cex w16sdtdh w16sdtfl w16du wp14">
   <w:sdt>
     <w:sdtPr>
       <w:rPr>
@@ -10396,7 +10573,7 @@
 </file>
 
 <file path=word/header2.xml><?xml version="1.0" encoding="utf-8"?>
-<w:hdr xmlns:wpc="http://schemas.microsoft.com/office/word/2010/wordprocessingCanvas" xmlns:cx="http://schemas.microsoft.com/office/drawing/2014/chartex" xmlns:cx1="http://schemas.microsoft.com/office/drawing/2015/9/8/chartex" xmlns:cx2="http://schemas.microsoft.com/office/drawing/2015/10/21/chartex" xmlns:cx3="http://schemas.microsoft.com/office/drawing/2016/5/9/chartex" xmlns:cx4="http://schemas.microsoft.com/office/drawing/2016/5/10/chartex" xmlns:cx5="http://schemas.microsoft.com/office/drawing/2016/5/11/chartex" xmlns:cx6="http://schemas.microsoft.com/office/drawing/2016/5/12/chartex" xmlns:cx7="http://schemas.microsoft.com/office/drawing/2016/5/13/chartex" xmlns:cx8="http://schemas.microsoft.com/office/drawing/2016/5/14/chartex" xmlns:mc="http://schemas.openxmlformats.org/markup-compatibility/2006" xmlns:aink="http://schemas.microsoft.com/office/drawing/2016/ink" xmlns:am3d="http://schemas.microsoft.com/office/drawing/2017/model3d" xmlns:o="urn:schemas-microsoft-com:office:office" xmlns:oel="http://schemas.microsoft.com/office/2019/extlst" xmlns:r="http://schemas.openxmlformats.org/officeDocument/2006/relationships" xmlns:m="http://schemas.openxmlformats.org/officeDocument/2006/math" xmlns:v="urn:schemas-microsoft-com:vml" xmlns:wp14="http://schemas.microsoft.com/office/word/2010/wordprocessingDrawing" xmlns:wp="http://schemas.openxmlformats.org/drawingml/2006/wordprocessingDrawing" xmlns:w10="urn:schemas-microsoft-com:office:word" xmlns:w="http://schemas.openxmlformats.org/wordprocessingml/2006/main" xmlns:w14="http://schemas.microsoft.com/office/word/2010/wordml" xmlns:w15="http://schemas.microsoft.com/office/word/2012/wordml" xmlns:w16cex="http://schemas.microsoft.com/office/word/2018/wordml/cex" xmlns:w16cid="http://schemas.microsoft.com/office/word/2016/wordml/cid" xmlns:w16="http://schemas.microsoft.com/office/word/2018/wordml" xmlns:w16du="http://schemas.microsoft.com/office/word/2023/wordml/word16du" xmlns:w16sdtdh="http://schemas.microsoft.com/office/word/2020/wordml/sdtdatahash" xmlns:w16sdtfl="http://schemas.microsoft.com/office/word/2024/wordml/sdtformatlock" xmlns:w16se="http://schemas.microsoft.com/office/word/2015/wordml/symex" xmlns:wpg="http://schemas.microsoft.com/office/word/2010/wordprocessingGroup" xmlns:wpi="http://schemas.microsoft.com/office/word/2010/wordprocessingInk" xmlns:wne="http://schemas.microsoft.com/office/word/2006/wordml" xmlns:wps="http://schemas.microsoft.com/office/word/2010/wordprocessingShape" mc:Ignorable="w14 w15 w16se w16cid w16 w16cex w16sdtdh w16sdtfl w16du wp14">
+<w:hdr xmlns:wpc="http://schemas.microsoft.com/office/word/2010/wordprocessingCanvas" xmlns:cx="http://schemas.microsoft.com/office/drawing/2014/chartex" xmlns:cx1="http://schemas.microsoft.com/office/drawing/2015/9/8/chartex" xmlns:cx2="http://schemas.microsoft.com/office/drawing/2015/10/21/chartex" xmlns:cx3="http://schemas.microsoft.com/office/drawing/2016/5/9/chartex" xmlns:cx4="http://schemas.microsoft.com/office/drawing/2016/5/10/chartex" xmlns:cx5="http://schemas.microsoft.com/office/drawing/2016/5/11/chartex" xmlns:cx6="http://schemas.microsoft.com/office/drawing/2016/5/12/chartex" xmlns:cx7="http://schemas.microsoft.com/office/drawing/2016/5/13/chartex" xmlns:cx8="http://schemas.microsoft.com/office/drawing/2016/5/14/chartex" xmlns:mc="http://schemas.openxmlformats.org/markup-compatibility/2006" xmlns:m="http://schemas.openxmlformats.org/officeDocument/2006/math" xmlns:aink="http://schemas.microsoft.com/office/drawing/2016/ink" xmlns:am3d="http://schemas.microsoft.com/office/drawing/2017/model3d" xmlns:oel="http://schemas.microsoft.com/office/2019/extlst" xmlns:r="http://schemas.openxmlformats.org/officeDocument/2006/relationships" xmlns:wp14="http://schemas.microsoft.com/office/word/2010/wordprocessingDrawing" xmlns:wp="http://schemas.openxmlformats.org/drawingml/2006/wordprocessingDrawing" xmlns:wpg="http://schemas.microsoft.com/office/word/2010/wordprocessingGroup" xmlns:wpi="http://schemas.microsoft.com/office/word/2010/wordprocessingInk" xmlns:wps="http://schemas.microsoft.com/office/word/2010/wordprocessingShape" xmlns:o="urn:schemas-microsoft-com:office:office" xmlns:v="urn:schemas-microsoft-com:vml" xmlns:w10="urn:schemas-microsoft-com:office:word" xmlns:w="http://schemas.openxmlformats.org/wordprocessingml/2006/main" xmlns:w14="http://schemas.microsoft.com/office/word/2010/wordml" xmlns:w15="http://schemas.microsoft.com/office/word/2012/wordml" xmlns:w16cei="http://schemas.microsoft.com/office/word/2026/wordml/cei" xmlns:w16cex="http://schemas.microsoft.com/office/word/2018/wordml/cex" xmlns:w16cid="http://schemas.microsoft.com/office/word/2016/wordml/cid" xmlns:w16="http://schemas.microsoft.com/office/word/2018/wordml" xmlns:w16sdtdh="http://schemas.microsoft.com/office/word/2020/wordml/sdtdatahash" xmlns:w16sdtfl="http://schemas.microsoft.com/office/word/2024/wordml/sdtformatlock" xmlns:w16se="http://schemas.microsoft.com/office/word/2015/wordml/symex" xmlns:w16du="http://schemas.microsoft.com/office/word/2023/wordml/word16du" xmlns:wne="http://schemas.microsoft.com/office/word/2006/wordml" mc:Ignorable="w14 w15 w16se w16cid w16 w16cex w16sdtdh w16sdtfl w16du wp14">
   <w:sdt>
     <w:sdtPr>
       <w:rPr>
@@ -10465,7 +10642,7 @@
 </file>
 
 <file path=word/styles.xml><?xml version="1.0" encoding="utf-8"?>
-<w:styles xmlns:mc="http://schemas.openxmlformats.org/markup-compatibility/2006" xmlns:r="http://schemas.openxmlformats.org/officeDocument/2006/relationships" xmlns:w="http://schemas.openxmlformats.org/wordprocessingml/2006/main" xmlns:w14="http://schemas.microsoft.com/office/word/2010/wordml" xmlns:w15="http://schemas.microsoft.com/office/word/2012/wordml" xmlns:w16cex="http://schemas.microsoft.com/office/word/2018/wordml/cex" xmlns:w16cid="http://schemas.microsoft.com/office/word/2016/wordml/cid" xmlns:w16="http://schemas.microsoft.com/office/word/2018/wordml" xmlns:w16du="http://schemas.microsoft.com/office/word/2023/wordml/word16du" xmlns:w16sdtdh="http://schemas.microsoft.com/office/word/2020/wordml/sdtdatahash" xmlns:w16sdtfl="http://schemas.microsoft.com/office/word/2024/wordml/sdtformatlock" xmlns:w16se="http://schemas.microsoft.com/office/word/2015/wordml/symex" mc:Ignorable="w14 w15 w16se w16cid w16 w16cex w16sdtdh w16sdtfl w16du">
+<w:styles xmlns:mc="http://schemas.openxmlformats.org/markup-compatibility/2006" xmlns:r="http://schemas.openxmlformats.org/officeDocument/2006/relationships" xmlns:w="http://schemas.openxmlformats.org/wordprocessingml/2006/main" xmlns:w14="http://schemas.microsoft.com/office/word/2010/wordml" xmlns:w15="http://schemas.microsoft.com/office/word/2012/wordml" xmlns:w16cex="http://schemas.microsoft.com/office/word/2018/wordml/cex" xmlns:w16cid="http://schemas.microsoft.com/office/word/2016/wordml/cid" xmlns:w16="http://schemas.microsoft.com/office/word/2018/wordml" xmlns:w16sdtdh="http://schemas.microsoft.com/office/word/2020/wordml/sdtdatahash" xmlns:w16sdtfl="http://schemas.microsoft.com/office/word/2024/wordml/sdtformatlock" xmlns:w16se="http://schemas.microsoft.com/office/word/2015/wordml/symex" xmlns:w16du="http://schemas.microsoft.com/office/word/2023/wordml/word16du" mc:Ignorable="w14 w15 w16se w16cid w16 w16cex w16sdtdh w16sdtfl w16du">
   <w:docDefaults>
     <w:rPrDefault>
       <w:rPr>
